--- a/manuscript/out/title_page.docx
+++ b/manuscript/out/title_page.docx
@@ -355,7 +355,7 @@
         <w:t xml:space="preserve">rissin/nse-options-intraday</w:t>
       </w:r>
       <w:r>
-        <w:t xml:space="preserve">. The code that downloads the data and reproduces every table and figure, together with the reconstructed expiry calendar, is available at https://github.com/vicky123411/india-expiry-volatility.</w:t>
+        <w:t xml:space="preserve">. The code that downloads the data and reproduces every table and figure, together with the reconstructed expiry calendar, is available at https://github.com/vicky123411/india-options-expiry-effects.</w:t>
       </w:r>
     </w:p>
     <w:p>
